--- a/ndb-pain-regional-variation-japan/output/ejp/EJP_manuscript_JA.docx
+++ b/ndb-pain-regional-variation-japan/output/ejp/EJP_manuscript_JA.docx
@@ -1358,7 +1358,7 @@
     </w:p>
     <w:p>
       <w:r>
-        <w:t>神経障害性疼痛薬処方は交絡プロキシと強い相関を示した。糖尿病薬処方が最強（r = 0.87, P &lt; 0.001）であり、抗不安薬（r = 0.75）、抗うつ薬（r = 0.46）、帯状疱疹抗ウイルス薬（r = 0.19）が続いた。これらは分散の80.4%を説明した（モデル2のR² = 0.814；図2）。</w:t>
+        <w:t>神経障害性疼痛薬処方は交絡プロキシと強い相関を示した。糖尿病薬処方が最強（r = 0.87, P &lt; 0.001）であり、抗不安薬（r = 0.75）、抗うつ薬（r = 0.46）、帯状疱疹抗ウイルス薬（r = 0.19）が続いた。これらは分散の81.4%を説明した（モデル2のR² = 0.814；図2）。</w:t>
       </w:r>
     </w:p>
     <w:p>
@@ -2083,7 +2083,7 @@
     </w:p>
     <w:p>
       <w:r>
-        <w:t>急性期処方は未調整の神経障害性疼痛薬処方と正の相関を示した（r = 0.38, P = 0.008；図5a）。交絡調整後は減弱した（r = 0.29, P = 0.052；図5b）。モデル5では急性期指標は有意な予測因子であった（β = 1.90, P = 0.044）が、東北効果は有意でなかった（β = 31.5, P = 0.149）。Zスコアヒートマップにより多変数の異質パターンを確認した（補足図1）。調整後、東北効果は62%減弱し有意でなくなった（表3）。</w:t>
+        <w:t>急性期処方は未調整の神経障害性疼痛薬処方と正の相関を示した（r = 0.38, P = 0.008；図5a）。交絡調整後は減弱した（r = 0.29, P = 0.052；図5b）。モデル5では急性期指標は有意な予測因子であった（β = 1.90, P = 0.044）が、東北効果は有意でなかった（β = 31.5, P = 0.149）。Zスコアヒートマップにより多変数の異質パターンを確認した（補足図1）。調整後、東北効果は84%減弱し有意でなくなった（表3）。</w:t>
       </w:r>
     </w:p>
     <w:p>
@@ -2552,7 +2552,7 @@
     </w:p>
     <w:p>
       <w:r>
-        <w:t>方法論的に最も重要な知見は、神経障害性疼痛薬処方の劇的な地域差（東北 vs 非東北の未調整 d = 2.81）が、交絡疾患プロキシによって大部分説明されたことである。糖尿病薬処方だけで r = 0.87の相関を示し、ガバペンチノイドを要する糖尿病性ニューロパチーの高い有病率を反映している。調整後、東北効果は62%減弱し有意でなくなった（表3）。これは生態学的疼痛研究に重要な示唆を持つ：神経障害性疼痛薬処方を集団レベルのCPSPプロキシとして使用する研究は交絡疾患を考慮しなければならない。そのような調整なしには、糖尿病有病率の地域差がCPSP差と誤認されうる。</w:t>
+        <w:t>方法論的に最も重要な知見は、神経障害性疼痛薬処方の劇的な地域差（東北 vs 非東北の未調整 d = 2.81）が、交絡疾患プロキシによって大部分説明されたことである。糖尿病薬処方だけで r = 0.87の相関を示し、ガバペンチノイドを要する糖尿病性ニューロパチーの高い有病率を反映している。調整後、東北効果は84%減弱し有意でなくなった（表3）。これは生態学的疼痛研究に重要な示唆を持つ：神経障害性疼痛薬処方を集団レベルのCPSPプロキシとして使用する研究は交絡疾患を考慮しなければならない。そのような調整なしには、糖尿病有病率の地域差がCPSP差と誤認されうる。</w:t>
       </w:r>
     </w:p>
     <w:p>

--- a/ndb-pain-regional-variation-japan/output/ejp/EJP_manuscript_JA.docx
+++ b/ndb-pain-regional-variation-japan/output/ejp/EJP_manuscript_JA.docx
@@ -11,11 +11,9 @@
           <w:b/>
           <w:sz w:val="28"/>
         </w:rPr>
-        <w:t>“日本人患者”か？——ただの患者だ。</w:t>
-        <w:br/>
         <w:t>47都道府県における疼痛関連処方の地域間異質性は</w:t>
         <w:br/>
-        <w:t>「我慢強い単一民族」というステレオタイプに疑義を呈する</w:t>
+        <w:t>「我慢強い一枚岩の患者像」に疑義を呈する：生態学的研究</w:t>
       </w:r>
     </w:p>
     <w:p/>
@@ -28,11 +26,7 @@
           <w:i/>
           <w:sz w:val="24"/>
         </w:rPr>
-        <w:t>“Japanese Patient”? — A Patient.</w:t>
-        <w:br/>
-        <w:t>Regional Heterogeneity in Pain-Related Prescribing Across Japan’s 47 Prefectures</w:t>
-        <w:br/>
-        <w:t>Challenges the Stereotype of a Stoic Monolith</w:t>
+        <w:t>Regional Heterogeneity in Pain-Related Prescribing Across Japan’s 47 Prefectures Challenges a Stoic Monolithic Patient Stereotype: an ecological study</w:t>
       </w:r>
     </w:p>
     <w:p/>
@@ -197,7 +191,7 @@
         <w:t>Significance：</w:t>
       </w:r>
       <w:r>
-        <w:t>本研究は、日本国内における疼痛関連処方に約2倍の地域差が存在することを集団レベルで初めて示した。日本人患者を一枚岩の「我慢強い」集団とみなす広範な臨床的前提に直接的に疑義を呈するものであり、日本人患者が治療される全ての臨床現場において、文化的ステレオタイプが疼痛治療の不足につながりうることを示唆する。</w:t>
+        <w:t>本研究は、全人口をカバーするレセプトデータを用いて47都道府県の疼痛関連処方の国内変動を定量化した初の全国規模の研究である。一様に忍耐強いとされてきた単一国家内に約2倍の変動を実証することで、疼痛耐性に関する文化的一般化が集団レベルでは信頼できないことを示す経験的根拠を提供する。本知見は、日本人および他の東アジア患者の疼痛評価・治療において、民族的ステレオタイプを排すべきことを世界の臨床医に促すものである。</w:t>
       </w:r>
     </w:p>
     <w:p>
@@ -479,791 +473,6 @@
         <w:t>2023年4月〜2024年3月のNDBには、47都道府県で計7,903,515件の入院手術と274,579,851単位の鎮痛薬処方が記録された。全国平均鎮痛薬/手術指標は35.78（SD 5.56）であり、岐阜の25.20から鹿児島の49.75まで1.97倍の差があった（9地域間Kruskal–Wallis P &lt; 0.001；表1）。</w:t>
       </w:r>
     </w:p>
-    <w:p/>
-    <w:p>
-      <w:r>
-        <w:rPr>
-          <w:b/>
-          <w:sz w:val="20"/>
-        </w:rPr>
-        <w:t xml:space="preserve">表1. </w:t>
-      </w:r>
-      <w:r>
-        <w:rPr>
-          <w:sz w:val="20"/>
-        </w:rPr>
-        <w:t>Phase 1：9地域ブロック別の入院鎮痛薬/手術指標の概要。</w:t>
-      </w:r>
-    </w:p>
-    <w:tbl>
-      <w:tblPr>
-        <w:tblW w:type="auto" w:w="0"/>
-        <w:tblLook w:firstColumn="1" w:firstRow="1" w:lastColumn="0" w:lastRow="0" w:noHBand="0" w:noVBand="1" w:val="04A0"/>
-        <w:tblBorders>
-          <w:top w:val="single" w:sz="4" w:space="0" w:color="000000"/>
-          <w:left w:val="single" w:sz="4" w:space="0" w:color="000000"/>
-          <w:bottom w:val="single" w:sz="4" w:space="0" w:color="000000"/>
-          <w:right w:val="single" w:sz="4" w:space="0" w:color="000000"/>
-          <w:insideH w:val="single" w:sz="4" w:space="0" w:color="000000"/>
-          <w:insideV w:val="single" w:sz="4" w:space="0" w:color="000000"/>
-        </w:tblBorders>
-      </w:tblPr>
-      <w:tblGrid>
-        <w:gridCol w:w="1701"/>
-        <w:gridCol w:w="1701"/>
-        <w:gridCol w:w="1701"/>
-        <w:gridCol w:w="1701"/>
-        <w:gridCol w:w="1701"/>
-      </w:tblGrid>
-      <w:tr>
-        <w:tc>
-          <w:tcPr>
-            <w:tcW w:type="dxa" w:w="1701"/>
-          </w:tcPr>
-          <w:p>
-            <w:r>
-              <w:rPr>
-                <w:b/>
-                <w:sz w:val="18"/>
-              </w:rPr>
-              <w:t>地域</w:t>
-            </w:r>
-          </w:p>
-        </w:tc>
-        <w:tc>
-          <w:tcPr>
-            <w:tcW w:type="dxa" w:w="1701"/>
-          </w:tcPr>
-          <w:p>
-            <w:r>
-              <w:rPr>
-                <w:b/>
-                <w:sz w:val="18"/>
-              </w:rPr>
-              <w:t>都道府県数</w:t>
-            </w:r>
-          </w:p>
-        </w:tc>
-        <w:tc>
-          <w:tcPr>
-            <w:tcW w:type="dxa" w:w="1701"/>
-          </w:tcPr>
-          <w:p>
-            <w:r>
-              <w:rPr>
-                <w:b/>
-                <w:sz w:val="18"/>
-              </w:rPr>
-              <w:t>平均</w:t>
-            </w:r>
-          </w:p>
-        </w:tc>
-        <w:tc>
-          <w:tcPr>
-            <w:tcW w:type="dxa" w:w="1701"/>
-          </w:tcPr>
-          <w:p>
-            <w:r>
-              <w:rPr>
-                <w:b/>
-                <w:sz w:val="18"/>
-              </w:rPr>
-              <w:t>SD</w:t>
-            </w:r>
-          </w:p>
-        </w:tc>
-        <w:tc>
-          <w:tcPr>
-            <w:tcW w:type="dxa" w:w="1701"/>
-          </w:tcPr>
-          <w:p>
-            <w:r>
-              <w:rPr>
-                <w:b/>
-                <w:sz w:val="18"/>
-              </w:rPr>
-              <w:t>範囲</w:t>
-            </w:r>
-          </w:p>
-        </w:tc>
-      </w:tr>
-      <w:tr>
-        <w:tc>
-          <w:tcPr>
-            <w:tcW w:type="dxa" w:w="1701"/>
-          </w:tcPr>
-          <w:p>
-            <w:r>
-              <w:rPr>
-                <w:sz w:val="18"/>
-              </w:rPr>
-              <w:t>北海道</w:t>
-            </w:r>
-          </w:p>
-        </w:tc>
-        <w:tc>
-          <w:tcPr>
-            <w:tcW w:type="dxa" w:w="1701"/>
-          </w:tcPr>
-          <w:p>
-            <w:r>
-              <w:rPr>
-                <w:sz w:val="18"/>
-              </w:rPr>
-              <w:t>1</w:t>
-            </w:r>
-          </w:p>
-        </w:tc>
-        <w:tc>
-          <w:tcPr>
-            <w:tcW w:type="dxa" w:w="1701"/>
-          </w:tcPr>
-          <w:p>
-            <w:r>
-              <w:rPr>
-                <w:sz w:val="18"/>
-              </w:rPr>
-              <w:t>46.12</w:t>
-            </w:r>
-          </w:p>
-        </w:tc>
-        <w:tc>
-          <w:tcPr>
-            <w:tcW w:type="dxa" w:w="1701"/>
-          </w:tcPr>
-          <w:p>
-            <w:r>
-              <w:rPr>
-                <w:sz w:val="18"/>
-              </w:rPr>
-              <w:t>0.00</w:t>
-            </w:r>
-          </w:p>
-        </w:tc>
-        <w:tc>
-          <w:tcPr>
-            <w:tcW w:type="dxa" w:w="1701"/>
-          </w:tcPr>
-          <w:p>
-            <w:r>
-              <w:rPr>
-                <w:sz w:val="18"/>
-              </w:rPr>
-              <w:t>46.12–46.12</w:t>
-            </w:r>
-          </w:p>
-        </w:tc>
-      </w:tr>
-      <w:tr>
-        <w:tc>
-          <w:tcPr>
-            <w:tcW w:type="dxa" w:w="1701"/>
-          </w:tcPr>
-          <w:p>
-            <w:r>
-              <w:rPr>
-                <w:sz w:val="18"/>
-              </w:rPr>
-              <w:t>東北</w:t>
-            </w:r>
-          </w:p>
-        </w:tc>
-        <w:tc>
-          <w:tcPr>
-            <w:tcW w:type="dxa" w:w="1701"/>
-          </w:tcPr>
-          <w:p>
-            <w:r>
-              <w:rPr>
-                <w:sz w:val="18"/>
-              </w:rPr>
-              <w:t>6</w:t>
-            </w:r>
-          </w:p>
-        </w:tc>
-        <w:tc>
-          <w:tcPr>
-            <w:tcW w:type="dxa" w:w="1701"/>
-          </w:tcPr>
-          <w:p>
-            <w:r>
-              <w:rPr>
-                <w:sz w:val="18"/>
-              </w:rPr>
-              <w:t>39.97</w:t>
-            </w:r>
-          </w:p>
-        </w:tc>
-        <w:tc>
-          <w:tcPr>
-            <w:tcW w:type="dxa" w:w="1701"/>
-          </w:tcPr>
-          <w:p>
-            <w:r>
-              <w:rPr>
-                <w:sz w:val="18"/>
-              </w:rPr>
-              <w:t>3.22</w:t>
-            </w:r>
-          </w:p>
-        </w:tc>
-        <w:tc>
-          <w:tcPr>
-            <w:tcW w:type="dxa" w:w="1701"/>
-          </w:tcPr>
-          <w:p>
-            <w:r>
-              <w:rPr>
-                <w:sz w:val="18"/>
-              </w:rPr>
-              <w:t>35.18–44.51</w:t>
-            </w:r>
-          </w:p>
-        </w:tc>
-      </w:tr>
-      <w:tr>
-        <w:tc>
-          <w:tcPr>
-            <w:tcW w:type="dxa" w:w="1701"/>
-          </w:tcPr>
-          <w:p>
-            <w:r>
-              <w:rPr>
-                <w:sz w:val="18"/>
-              </w:rPr>
-              <w:t>関東</w:t>
-            </w:r>
-          </w:p>
-        </w:tc>
-        <w:tc>
-          <w:tcPr>
-            <w:tcW w:type="dxa" w:w="1701"/>
-          </w:tcPr>
-          <w:p>
-            <w:r>
-              <w:rPr>
-                <w:sz w:val="18"/>
-              </w:rPr>
-              <w:t>7</w:t>
-            </w:r>
-          </w:p>
-        </w:tc>
-        <w:tc>
-          <w:tcPr>
-            <w:tcW w:type="dxa" w:w="1701"/>
-          </w:tcPr>
-          <w:p>
-            <w:r>
-              <w:rPr>
-                <w:sz w:val="18"/>
-              </w:rPr>
-              <w:t>33.00</w:t>
-            </w:r>
-          </w:p>
-        </w:tc>
-        <w:tc>
-          <w:tcPr>
-            <w:tcW w:type="dxa" w:w="1701"/>
-          </w:tcPr>
-          <w:p>
-            <w:r>
-              <w:rPr>
-                <w:sz w:val="18"/>
-              </w:rPr>
-              <w:t>1.93</w:t>
-            </w:r>
-          </w:p>
-        </w:tc>
-        <w:tc>
-          <w:tcPr>
-            <w:tcW w:type="dxa" w:w="1701"/>
-          </w:tcPr>
-          <w:p>
-            <w:r>
-              <w:rPr>
-                <w:sz w:val="18"/>
-              </w:rPr>
-              <w:t>29.82–35.36</w:t>
-            </w:r>
-          </w:p>
-        </w:tc>
-      </w:tr>
-      <w:tr>
-        <w:tc>
-          <w:tcPr>
-            <w:tcW w:type="dxa" w:w="1701"/>
-          </w:tcPr>
-          <w:p>
-            <w:r>
-              <w:rPr>
-                <w:sz w:val="18"/>
-              </w:rPr>
-              <w:t>北陸・甲信越</w:t>
-            </w:r>
-          </w:p>
-        </w:tc>
-        <w:tc>
-          <w:tcPr>
-            <w:tcW w:type="dxa" w:w="1701"/>
-          </w:tcPr>
-          <w:p>
-            <w:r>
-              <w:rPr>
-                <w:sz w:val="18"/>
-              </w:rPr>
-              <w:t>6</w:t>
-            </w:r>
-          </w:p>
-        </w:tc>
-        <w:tc>
-          <w:tcPr>
-            <w:tcW w:type="dxa" w:w="1701"/>
-          </w:tcPr>
-          <w:p>
-            <w:r>
-              <w:rPr>
-                <w:sz w:val="18"/>
-              </w:rPr>
-              <w:t>35.38</w:t>
-            </w:r>
-          </w:p>
-        </w:tc>
-        <w:tc>
-          <w:tcPr>
-            <w:tcW w:type="dxa" w:w="1701"/>
-          </w:tcPr>
-          <w:p>
-            <w:r>
-              <w:rPr>
-                <w:sz w:val="18"/>
-              </w:rPr>
-              <w:t>3.23</w:t>
-            </w:r>
-          </w:p>
-        </w:tc>
-        <w:tc>
-          <w:tcPr>
-            <w:tcW w:type="dxa" w:w="1701"/>
-          </w:tcPr>
-          <w:p>
-            <w:r>
-              <w:rPr>
-                <w:sz w:val="18"/>
-              </w:rPr>
-              <w:t>31.17–40.04</w:t>
-            </w:r>
-          </w:p>
-        </w:tc>
-      </w:tr>
-      <w:tr>
-        <w:tc>
-          <w:tcPr>
-            <w:tcW w:type="dxa" w:w="1701"/>
-          </w:tcPr>
-          <w:p>
-            <w:r>
-              <w:rPr>
-                <w:sz w:val="18"/>
-              </w:rPr>
-              <w:t>東海</w:t>
-            </w:r>
-          </w:p>
-        </w:tc>
-        <w:tc>
-          <w:tcPr>
-            <w:tcW w:type="dxa" w:w="1701"/>
-          </w:tcPr>
-          <w:p>
-            <w:r>
-              <w:rPr>
-                <w:sz w:val="18"/>
-              </w:rPr>
-              <w:t>4</w:t>
-            </w:r>
-          </w:p>
-        </w:tc>
-        <w:tc>
-          <w:tcPr>
-            <w:tcW w:type="dxa" w:w="1701"/>
-          </w:tcPr>
-          <w:p>
-            <w:r>
-              <w:rPr>
-                <w:sz w:val="18"/>
-              </w:rPr>
-              <w:t>27.62</w:t>
-            </w:r>
-          </w:p>
-        </w:tc>
-        <w:tc>
-          <w:tcPr>
-            <w:tcW w:type="dxa" w:w="1701"/>
-          </w:tcPr>
-          <w:p>
-            <w:r>
-              <w:rPr>
-                <w:sz w:val="18"/>
-              </w:rPr>
-              <w:t>1.89</w:t>
-            </w:r>
-          </w:p>
-        </w:tc>
-        <w:tc>
-          <w:tcPr>
-            <w:tcW w:type="dxa" w:w="1701"/>
-          </w:tcPr>
-          <w:p>
-            <w:r>
-              <w:rPr>
-                <w:sz w:val="18"/>
-              </w:rPr>
-              <w:t>25.20–30.07</w:t>
-            </w:r>
-          </w:p>
-        </w:tc>
-      </w:tr>
-      <w:tr>
-        <w:tc>
-          <w:tcPr>
-            <w:tcW w:type="dxa" w:w="1701"/>
-          </w:tcPr>
-          <w:p>
-            <w:r>
-              <w:rPr>
-                <w:sz w:val="18"/>
-              </w:rPr>
-              <w:t>近畿</w:t>
-            </w:r>
-          </w:p>
-        </w:tc>
-        <w:tc>
-          <w:tcPr>
-            <w:tcW w:type="dxa" w:w="1701"/>
-          </w:tcPr>
-          <w:p>
-            <w:r>
-              <w:rPr>
-                <w:sz w:val="18"/>
-              </w:rPr>
-              <w:t>6</w:t>
-            </w:r>
-          </w:p>
-        </w:tc>
-        <w:tc>
-          <w:tcPr>
-            <w:tcW w:type="dxa" w:w="1701"/>
-          </w:tcPr>
-          <w:p>
-            <w:r>
-              <w:rPr>
-                <w:sz w:val="18"/>
-              </w:rPr>
-              <w:t>30.02</w:t>
-            </w:r>
-          </w:p>
-        </w:tc>
-        <w:tc>
-          <w:tcPr>
-            <w:tcW w:type="dxa" w:w="1701"/>
-          </w:tcPr>
-          <w:p>
-            <w:r>
-              <w:rPr>
-                <w:sz w:val="18"/>
-              </w:rPr>
-              <w:t>1.86</w:t>
-            </w:r>
-          </w:p>
-        </w:tc>
-        <w:tc>
-          <w:tcPr>
-            <w:tcW w:type="dxa" w:w="1701"/>
-          </w:tcPr>
-          <w:p>
-            <w:r>
-              <w:rPr>
-                <w:sz w:val="18"/>
-              </w:rPr>
-              <w:t>27.92–32.78</w:t>
-            </w:r>
-          </w:p>
-        </w:tc>
-      </w:tr>
-      <w:tr>
-        <w:tc>
-          <w:tcPr>
-            <w:tcW w:type="dxa" w:w="1701"/>
-          </w:tcPr>
-          <w:p>
-            <w:r>
-              <w:rPr>
-                <w:sz w:val="18"/>
-              </w:rPr>
-              <w:t>中国</w:t>
-            </w:r>
-          </w:p>
-        </w:tc>
-        <w:tc>
-          <w:tcPr>
-            <w:tcW w:type="dxa" w:w="1701"/>
-          </w:tcPr>
-          <w:p>
-            <w:r>
-              <w:rPr>
-                <w:sz w:val="18"/>
-              </w:rPr>
-              <w:t>5</w:t>
-            </w:r>
-          </w:p>
-        </w:tc>
-        <w:tc>
-          <w:tcPr>
-            <w:tcW w:type="dxa" w:w="1701"/>
-          </w:tcPr>
-          <w:p>
-            <w:r>
-              <w:rPr>
-                <w:sz w:val="18"/>
-              </w:rPr>
-              <w:t>35.73</w:t>
-            </w:r>
-          </w:p>
-        </w:tc>
-        <w:tc>
-          <w:tcPr>
-            <w:tcW w:type="dxa" w:w="1701"/>
-          </w:tcPr>
-          <w:p>
-            <w:r>
-              <w:rPr>
-                <w:sz w:val="18"/>
-              </w:rPr>
-              <w:t>3.74</w:t>
-            </w:r>
-          </w:p>
-        </w:tc>
-        <w:tc>
-          <w:tcPr>
-            <w:tcW w:type="dxa" w:w="1701"/>
-          </w:tcPr>
-          <w:p>
-            <w:r>
-              <w:rPr>
-                <w:sz w:val="18"/>
-              </w:rPr>
-              <w:t>30.99–40.19</w:t>
-            </w:r>
-          </w:p>
-        </w:tc>
-      </w:tr>
-      <w:tr>
-        <w:tc>
-          <w:tcPr>
-            <w:tcW w:type="dxa" w:w="1701"/>
-          </w:tcPr>
-          <w:p>
-            <w:r>
-              <w:rPr>
-                <w:sz w:val="18"/>
-              </w:rPr>
-              <w:t>四国</w:t>
-            </w:r>
-          </w:p>
-        </w:tc>
-        <w:tc>
-          <w:tcPr>
-            <w:tcW w:type="dxa" w:w="1701"/>
-          </w:tcPr>
-          <w:p>
-            <w:r>
-              <w:rPr>
-                <w:sz w:val="18"/>
-              </w:rPr>
-              <w:t>4</w:t>
-            </w:r>
-          </w:p>
-        </w:tc>
-        <w:tc>
-          <w:tcPr>
-            <w:tcW w:type="dxa" w:w="1701"/>
-          </w:tcPr>
-          <w:p>
-            <w:r>
-              <w:rPr>
-                <w:sz w:val="18"/>
-              </w:rPr>
-              <w:t>36.33</w:t>
-            </w:r>
-          </w:p>
-        </w:tc>
-        <w:tc>
-          <w:tcPr>
-            <w:tcW w:type="dxa" w:w="1701"/>
-          </w:tcPr>
-          <w:p>
-            <w:r>
-              <w:rPr>
-                <w:sz w:val="18"/>
-              </w:rPr>
-              <w:t>2.83</w:t>
-            </w:r>
-          </w:p>
-        </w:tc>
-        <w:tc>
-          <w:tcPr>
-            <w:tcW w:type="dxa" w:w="1701"/>
-          </w:tcPr>
-          <w:p>
-            <w:r>
-              <w:rPr>
-                <w:sz w:val="18"/>
-              </w:rPr>
-              <w:t>33.49–41.02</w:t>
-            </w:r>
-          </w:p>
-        </w:tc>
-      </w:tr>
-      <w:tr>
-        <w:tc>
-          <w:tcPr>
-            <w:tcW w:type="dxa" w:w="1701"/>
-          </w:tcPr>
-          <w:p>
-            <w:r>
-              <w:rPr>
-                <w:sz w:val="18"/>
-              </w:rPr>
-              <w:t>九州・沖縄</w:t>
-            </w:r>
-          </w:p>
-        </w:tc>
-        <w:tc>
-          <w:tcPr>
-            <w:tcW w:type="dxa" w:w="1701"/>
-          </w:tcPr>
-          <w:p>
-            <w:r>
-              <w:rPr>
-                <w:sz w:val="18"/>
-              </w:rPr>
-              <w:t>8</w:t>
-            </w:r>
-          </w:p>
-        </w:tc>
-        <w:tc>
-          <w:tcPr>
-            <w:tcW w:type="dxa" w:w="1701"/>
-          </w:tcPr>
-          <w:p>
-            <w:r>
-              <w:rPr>
-                <w:sz w:val="18"/>
-              </w:rPr>
-              <w:t>42.26</w:t>
-            </w:r>
-          </w:p>
-        </w:tc>
-        <w:tc>
-          <w:tcPr>
-            <w:tcW w:type="dxa" w:w="1701"/>
-          </w:tcPr>
-          <w:p>
-            <w:r>
-              <w:rPr>
-                <w:sz w:val="18"/>
-              </w:rPr>
-              <w:t>4.05</w:t>
-            </w:r>
-          </w:p>
-        </w:tc>
-        <w:tc>
-          <w:tcPr>
-            <w:tcW w:type="dxa" w:w="1701"/>
-          </w:tcPr>
-          <w:p>
-            <w:r>
-              <w:rPr>
-                <w:sz w:val="18"/>
-              </w:rPr>
-              <w:t>35.81–49.75</w:t>
-            </w:r>
-          </w:p>
-        </w:tc>
-      </w:tr>
-      <w:tr>
-        <w:tc>
-          <w:tcPr>
-            <w:tcW w:type="dxa" w:w="1701"/>
-          </w:tcPr>
-          <w:p>
-            <w:r>
-              <w:rPr>
-                <w:b/>
-                <w:sz w:val="18"/>
-              </w:rPr>
-              <w:t>全国</w:t>
-            </w:r>
-          </w:p>
-        </w:tc>
-        <w:tc>
-          <w:tcPr>
-            <w:tcW w:type="dxa" w:w="1701"/>
-          </w:tcPr>
-          <w:p>
-            <w:r>
-              <w:rPr>
-                <w:b/>
-                <w:sz w:val="18"/>
-              </w:rPr>
-              <w:t>47</w:t>
-            </w:r>
-          </w:p>
-        </w:tc>
-        <w:tc>
-          <w:tcPr>
-            <w:tcW w:type="dxa" w:w="1701"/>
-          </w:tcPr>
-          <w:p>
-            <w:r>
-              <w:rPr>
-                <w:b/>
-                <w:sz w:val="18"/>
-              </w:rPr>
-              <w:t>35.78</w:t>
-            </w:r>
-          </w:p>
-        </w:tc>
-        <w:tc>
-          <w:tcPr>
-            <w:tcW w:type="dxa" w:w="1701"/>
-          </w:tcPr>
-          <w:p>
-            <w:r>
-              <w:rPr>
-                <w:b/>
-                <w:sz w:val="18"/>
-              </w:rPr>
-              <w:t>5.63</w:t>
-            </w:r>
-          </w:p>
-        </w:tc>
-        <w:tc>
-          <w:tcPr>
-            <w:tcW w:type="dxa" w:w="1701"/>
-          </w:tcPr>
-          <w:p>
-            <w:r>
-              <w:rPr>
-                <w:b/>
-                <w:sz w:val="18"/>
-              </w:rPr>
-              <w:t>25.20–49.75</w:t>
-            </w:r>
-          </w:p>
-        </w:tc>
-      </w:tr>
-    </w:tbl>
-    <w:p/>
     <w:p>
       <w:r>
         <w:t>明確な地域クラスタリングが観察された。東海・近畿（西日本）が最低値、九州・沖縄と北海道が最高値を示した。伝統的に最も忍耐強いとされる東北は、9地域中7位で平均指標39.97（SD 3.53）であり、非東北平均35.17を有意に上回った（Mann–Whitney U = 190, P = 0.031; Cohen’s d = 0.87）。6東北県全てが全国上位半分にランクした。このパターンは薬効群間で一貫していた：NSAIDs（P = 0.044）、オピオイドアルカロイド（P = 0.003）、合成麻薬（P = 0.001）。</w:t>
@@ -1288,64 +497,6 @@
     </w:p>
     <w:p>
       <w:pPr>
-        <w:jc w:val="center"/>
-      </w:pPr>
-      <w:r>
-        <w:drawing>
-          <wp:inline xmlns:a="http://schemas.openxmlformats.org/drawingml/2006/main" xmlns:pic="http://schemas.openxmlformats.org/drawingml/2006/picture">
-            <wp:extent cx="5029200" cy="2180832"/>
-            <wp:docPr id="1" name="Picture 1"/>
-            <wp:cNvGraphicFramePr>
-              <a:graphicFrameLocks noChangeAspect="1"/>
-            </wp:cNvGraphicFramePr>
-            <a:graphic>
-              <a:graphicData uri="http://schemas.openxmlformats.org/drawingml/2006/picture">
-                <pic:pic>
-                  <pic:nvPicPr>
-                    <pic:cNvPr id="0" name="fig1_neuropathic_unadjusted.png"/>
-                    <pic:cNvPicPr/>
-                  </pic:nvPicPr>
-                  <pic:blipFill>
-                    <a:blip r:embed="rId10"/>
-                    <a:stretch>
-                      <a:fillRect/>
-                    </a:stretch>
-                  </pic:blipFill>
-                  <pic:spPr>
-                    <a:xfrm>
-                      <a:off x="0" y="0"/>
-                      <a:ext cx="5029200" cy="2180832"/>
-                    </a:xfrm>
-                    <a:prstGeom prst="rect"/>
-                  </pic:spPr>
-                </pic:pic>
-              </a:graphicData>
-            </a:graphic>
-          </wp:inline>
-        </w:drawing>
-      </w:r>
-    </w:p>
-    <w:p>
-      <w:pPr>
-        <w:spacing w:before="240"/>
-      </w:pPr>
-      <w:r>
-        <w:rPr>
-          <w:b/>
-          <w:sz w:val="20"/>
-        </w:rPr>
-        <w:t xml:space="preserve">図1. </w:t>
-      </w:r>
-      <w:r>
-        <w:rPr>
-          <w:sz w:val="20"/>
-        </w:rPr>
-        <w:t>都道府県別の外来神経障害性疼痛薬処方/手術指標（未調整）。棒グラフは総神経障害性疼痛薬処方量（プレガバリン＋ミロガバリン＋デュロキセチン＋トラマドール＋ノイロトロピン）を入院手術件数で除した値。東北県（赤棒・赤枠）が高値側に集中。破線＝全国平均。</w:t>
-      </w:r>
-    </w:p>
-    <w:p/>
-    <w:p>
-      <w:pPr>
         <w:pStyle w:val="Heading2"/>
       </w:pPr>
       <w:r>
@@ -1363,64 +514,6 @@
     </w:p>
     <w:p>
       <w:pPr>
-        <w:jc w:val="center"/>
-      </w:pPr>
-      <w:r>
-        <w:drawing>
-          <wp:inline xmlns:a="http://schemas.openxmlformats.org/drawingml/2006/main" xmlns:pic="http://schemas.openxmlformats.org/drawingml/2006/picture">
-            <wp:extent cx="5029200" cy="4524953"/>
-            <wp:docPr id="2" name="Picture 2"/>
-            <wp:cNvGraphicFramePr>
-              <a:graphicFrameLocks noChangeAspect="1"/>
-            </wp:cNvGraphicFramePr>
-            <a:graphic>
-              <a:graphicData uri="http://schemas.openxmlformats.org/drawingml/2006/picture">
-                <pic:pic>
-                  <pic:nvPicPr>
-                    <pic:cNvPr id="0" name="fig2_confounder_correlations.png"/>
-                    <pic:cNvPicPr/>
-                  </pic:nvPicPr>
-                  <pic:blipFill>
-                    <a:blip r:embed="rId11"/>
-                    <a:stretch>
-                      <a:fillRect/>
-                    </a:stretch>
-                  </pic:blipFill>
-                  <pic:spPr>
-                    <a:xfrm>
-                      <a:off x="0" y="0"/>
-                      <a:ext cx="5029200" cy="4524953"/>
-                    </a:xfrm>
-                    <a:prstGeom prst="rect"/>
-                  </pic:spPr>
-                </pic:pic>
-              </a:graphicData>
-            </a:graphic>
-          </wp:inline>
-        </w:drawing>
-      </w:r>
-    </w:p>
-    <w:p>
-      <w:pPr>
-        <w:spacing w:before="240"/>
-      </w:pPr>
-      <w:r>
-        <w:rPr>
-          <w:b/>
-          <w:sz w:val="20"/>
-        </w:rPr>
-        <w:t xml:space="preserve">図2. </w:t>
-      </w:r>
-      <w:r>
-        <w:rPr>
-          <w:sz w:val="20"/>
-        </w:rPr>
-        <w:t>外来神経障害性疼痛薬処方と交絡疾患プロキシの相関。各点は1都道府県を表す。東北県は赤枠で示す。糖尿病薬が最強の相関（r = 0.87）。</w:t>
-      </w:r>
-    </w:p>
-    <w:p/>
-    <w:p>
-      <w:pPr>
         <w:pStyle w:val="Heading2"/>
       </w:pPr>
       <w:r>
@@ -1436,639 +529,11 @@
         <w:t>4交絡因子調整後、東北効果は減弱し有意でなくなった（モデル2：β = 32.6, P = 0.150）。他のモデルでも一貫していた：モデル3（β = 15.7, P = 0.229）、モデル4（P = 0.863）、モデル5（β = 31.5, P = 0.149；表2）。</w:t>
       </w:r>
     </w:p>
-    <w:p/>
-    <w:p>
-      <w:r>
-        <w:rPr>
-          <w:b/>
-          <w:sz w:val="20"/>
-        </w:rPr>
-        <w:t xml:space="preserve">表2. </w:t>
-      </w:r>
-      <w:r>
-        <w:rPr>
-          <w:sz w:val="20"/>
-        </w:rPr>
-        <w:t>Phase 2：東北指標・交絡因子調整を含む回帰モデル。</w:t>
-      </w:r>
-    </w:p>
-    <w:tbl>
-      <w:tblPr>
-        <w:tblW w:type="auto" w:w="0"/>
-        <w:tblLook w:firstColumn="1" w:firstRow="1" w:lastColumn="0" w:lastRow="0" w:noHBand="0" w:noVBand="1" w:val="04A0"/>
-        <w:tblBorders>
-          <w:top w:val="single" w:sz="4" w:space="0" w:color="000000"/>
-          <w:left w:val="single" w:sz="4" w:space="0" w:color="000000"/>
-          <w:bottom w:val="single" w:sz="4" w:space="0" w:color="000000"/>
-          <w:right w:val="single" w:sz="4" w:space="0" w:color="000000"/>
-          <w:insideH w:val="single" w:sz="4" w:space="0" w:color="000000"/>
-          <w:insideV w:val="single" w:sz="4" w:space="0" w:color="000000"/>
-        </w:tblBorders>
-      </w:tblPr>
-      <w:tblGrid>
-        <w:gridCol w:w="1701"/>
-        <w:gridCol w:w="1701"/>
-        <w:gridCol w:w="1701"/>
-        <w:gridCol w:w="1701"/>
-        <w:gridCol w:w="1701"/>
-      </w:tblGrid>
-      <w:tr>
-        <w:tc>
-          <w:tcPr>
-            <w:tcW w:type="dxa" w:w="1701"/>
-          </w:tcPr>
-          <w:p>
-            <w:r>
-              <w:rPr>
-                <w:b/>
-                <w:sz w:val="18"/>
-              </w:rPr>
-              <w:t>モデル</w:t>
-            </w:r>
-          </w:p>
-        </w:tc>
-        <w:tc>
-          <w:tcPr>
-            <w:tcW w:type="dxa" w:w="1701"/>
-          </w:tcPr>
-          <w:p>
-            <w:r>
-              <w:rPr>
-                <w:b/>
-                <w:sz w:val="18"/>
-              </w:rPr>
-              <w:t>従属変数</w:t>
-            </w:r>
-          </w:p>
-        </w:tc>
-        <w:tc>
-          <w:tcPr>
-            <w:tcW w:type="dxa" w:w="1701"/>
-          </w:tcPr>
-          <w:p>
-            <w:r>
-              <w:rPr>
-                <w:b/>
-                <w:sz w:val="18"/>
-              </w:rPr>
-              <w:t>東北係数/効果量</w:t>
-            </w:r>
-          </w:p>
-        </w:tc>
-        <w:tc>
-          <w:tcPr>
-            <w:tcW w:type="dxa" w:w="1701"/>
-          </w:tcPr>
-          <w:p>
-            <w:r>
-              <w:rPr>
-                <w:b/>
-                <w:sz w:val="18"/>
-              </w:rPr>
-              <w:t>P値</w:t>
-            </w:r>
-          </w:p>
-        </w:tc>
-        <w:tc>
-          <w:tcPr>
-            <w:tcW w:type="dxa" w:w="1701"/>
-          </w:tcPr>
-          <w:p>
-            <w:r>
-              <w:rPr>
-                <w:b/>
-                <w:sz w:val="18"/>
-              </w:rPr>
-              <w:t>有意性</w:t>
-            </w:r>
-          </w:p>
-        </w:tc>
-      </w:tr>
-      <w:tr>
-        <w:tc>
-          <w:tcPr>
-            <w:tcW w:type="dxa" w:w="1701"/>
-          </w:tcPr>
-          <w:p>
-            <w:r>
-              <w:rPr>
-                <w:sz w:val="18"/>
-              </w:rPr>
-              <w:t>モデル1</w:t>
-            </w:r>
-          </w:p>
-        </w:tc>
-        <w:tc>
-          <w:tcPr>
-            <w:tcW w:type="dxa" w:w="1701"/>
-          </w:tcPr>
-          <w:p>
-            <w:r>
-              <w:rPr>
-                <w:sz w:val="18"/>
-              </w:rPr>
-              <w:t>未調整t検定</w:t>
-            </w:r>
-          </w:p>
-        </w:tc>
-        <w:tc>
-          <w:tcPr>
-            <w:tcW w:type="dxa" w:w="1701"/>
-          </w:tcPr>
-          <w:p>
-            <w:r>
-              <w:rPr>
-                <w:sz w:val="18"/>
-              </w:rPr>
-              <w:t>d = 2.806</w:t>
-            </w:r>
-          </w:p>
-        </w:tc>
-        <w:tc>
-          <w:tcPr>
-            <w:tcW w:type="dxa" w:w="1701"/>
-          </w:tcPr>
-          <w:p>
-            <w:r>
-              <w:rPr>
-                <w:sz w:val="18"/>
-              </w:rPr>
-              <w:t>7.40e-08</w:t>
-            </w:r>
-          </w:p>
-        </w:tc>
-        <w:tc>
-          <w:tcPr>
-            <w:tcW w:type="dxa" w:w="1701"/>
-          </w:tcPr>
-          <w:p>
-            <w:r>
-              <w:rPr>
-                <w:sz w:val="18"/>
-              </w:rPr>
-              <w:t>***</w:t>
-            </w:r>
-          </w:p>
-        </w:tc>
-      </w:tr>
-      <w:tr>
-        <w:tc>
-          <w:tcPr>
-            <w:tcW w:type="dxa" w:w="1701"/>
-          </w:tcPr>
-          <w:p>
-            <w:r>
-              <w:rPr>
-                <w:sz w:val="18"/>
-              </w:rPr>
-              <w:t>モデル2</w:t>
-            </w:r>
-          </w:p>
-        </w:tc>
-        <w:tc>
-          <w:tcPr>
-            <w:tcW w:type="dxa" w:w="1701"/>
-          </w:tcPr>
-          <w:p>
-            <w:r>
-              <w:rPr>
-                <w:sz w:val="18"/>
-              </w:rPr>
-              <w:t>神経障害性疼痛薬/手術（完全調整）</w:t>
-            </w:r>
-          </w:p>
-        </w:tc>
-        <w:tc>
-          <w:tcPr>
-            <w:tcW w:type="dxa" w:w="1701"/>
-          </w:tcPr>
-          <w:p>
-            <w:r>
-              <w:rPr>
-                <w:sz w:val="18"/>
-              </w:rPr>
-              <w:t>β = 32.6</w:t>
-            </w:r>
-          </w:p>
-        </w:tc>
-        <w:tc>
-          <w:tcPr>
-            <w:tcW w:type="dxa" w:w="1701"/>
-          </w:tcPr>
-          <w:p>
-            <w:r>
-              <w:rPr>
-                <w:sz w:val="18"/>
-              </w:rPr>
-              <w:t>0.1501</w:t>
-            </w:r>
-          </w:p>
-        </w:tc>
-        <w:tc>
-          <w:tcPr>
-            <w:tcW w:type="dxa" w:w="1701"/>
-          </w:tcPr>
-          <w:p>
-            <w:r>
-              <w:rPr>
-                <w:sz w:val="18"/>
-              </w:rPr>
-              <w:t>ns</w:t>
-            </w:r>
-          </w:p>
-        </w:tc>
-      </w:tr>
-      <w:tr>
-        <w:tc>
-          <w:tcPr>
-            <w:tcW w:type="dxa" w:w="1701"/>
-          </w:tcPr>
-          <w:p>
-            <w:r>
-              <w:rPr>
-                <w:sz w:val="18"/>
-              </w:rPr>
-              <w:t>モデル3</w:t>
-            </w:r>
-          </w:p>
-        </w:tc>
-        <w:tc>
-          <w:tcPr>
-            <w:tcW w:type="dxa" w:w="1701"/>
-          </w:tcPr>
-          <w:p>
-            <w:r>
-              <w:rPr>
-                <w:sz w:val="18"/>
-              </w:rPr>
-              <w:t>コア薬（PGB+MGB）（完全調整）</w:t>
-            </w:r>
-          </w:p>
-        </w:tc>
-        <w:tc>
-          <w:tcPr>
-            <w:tcW w:type="dxa" w:w="1701"/>
-          </w:tcPr>
-          <w:p>
-            <w:r>
-              <w:rPr>
-                <w:sz w:val="18"/>
-              </w:rPr>
-              <w:t>β = 15.7</w:t>
-            </w:r>
-          </w:p>
-        </w:tc>
-        <w:tc>
-          <w:tcPr>
-            <w:tcW w:type="dxa" w:w="1701"/>
-          </w:tcPr>
-          <w:p>
-            <w:r>
-              <w:rPr>
-                <w:sz w:val="18"/>
-              </w:rPr>
-              <w:t>0.2292</w:t>
-            </w:r>
-          </w:p>
-        </w:tc>
-        <w:tc>
-          <w:tcPr>
-            <w:tcW w:type="dxa" w:w="1701"/>
-          </w:tcPr>
-          <w:p>
-            <w:r>
-              <w:rPr>
-                <w:sz w:val="18"/>
-              </w:rPr>
-              <w:t>ns</w:t>
-            </w:r>
-          </w:p>
-        </w:tc>
-      </w:tr>
-      <w:tr>
-        <w:tc>
-          <w:tcPr>
-            <w:tcW w:type="dxa" w:w="1701"/>
-          </w:tcPr>
-          <w:p>
-            <w:r>
-              <w:rPr>
-                <w:sz w:val="18"/>
-              </w:rPr>
-              <w:t>モデル4</w:t>
-            </w:r>
-          </w:p>
-        </w:tc>
-        <w:tc>
-          <w:tcPr>
-            <w:tcW w:type="dxa" w:w="1701"/>
-          </w:tcPr>
-          <w:p>
-            <w:r>
-              <w:rPr>
-                <w:sz w:val="18"/>
-              </w:rPr>
-              <w:t>神経ブロック/手術（完全調整）</w:t>
-            </w:r>
-          </w:p>
-        </w:tc>
-        <w:tc>
-          <w:tcPr>
-            <w:tcW w:type="dxa" w:w="1701"/>
-          </w:tcPr>
-          <w:p>
-            <w:r>
-              <w:rPr>
-                <w:sz w:val="18"/>
-              </w:rPr>
-              <w:t>β = 0.08</w:t>
-            </w:r>
-          </w:p>
-        </w:tc>
-        <w:tc>
-          <w:tcPr>
-            <w:tcW w:type="dxa" w:w="1701"/>
-          </w:tcPr>
-          <w:p>
-            <w:r>
-              <w:rPr>
-                <w:sz w:val="18"/>
-              </w:rPr>
-              <w:t>0.8631</w:t>
-            </w:r>
-          </w:p>
-        </w:tc>
-        <w:tc>
-          <w:tcPr>
-            <w:tcW w:type="dxa" w:w="1701"/>
-          </w:tcPr>
-          <w:p>
-            <w:r>
-              <w:rPr>
-                <w:sz w:val="18"/>
-              </w:rPr>
-              <w:t>ns</w:t>
-            </w:r>
-          </w:p>
-        </w:tc>
-      </w:tr>
-      <w:tr>
-        <w:tc>
-          <w:tcPr>
-            <w:tcW w:type="dxa" w:w="1701"/>
-          </w:tcPr>
-          <w:p>
-            <w:r>
-              <w:rPr>
-                <w:sz w:val="18"/>
-              </w:rPr>
-              <w:t>モデル5</w:t>
-            </w:r>
-          </w:p>
-        </w:tc>
-        <w:tc>
-          <w:tcPr>
-            <w:tcW w:type="dxa" w:w="1701"/>
-          </w:tcPr>
-          <w:p>
-            <w:r>
-              <w:rPr>
-                <w:sz w:val="18"/>
-              </w:rPr>
-              <w:t>神経障害性疼痛薬（急性期+交絡調整）</w:t>
-            </w:r>
-          </w:p>
-        </w:tc>
-        <w:tc>
-          <w:tcPr>
-            <w:tcW w:type="dxa" w:w="1701"/>
-          </w:tcPr>
-          <w:p>
-            <w:r>
-              <w:rPr>
-                <w:sz w:val="18"/>
-              </w:rPr>
-              <w:t>β = 31.5</w:t>
-            </w:r>
-          </w:p>
-        </w:tc>
-        <w:tc>
-          <w:tcPr>
-            <w:tcW w:type="dxa" w:w="1701"/>
-          </w:tcPr>
-          <w:p>
-            <w:r>
-              <w:rPr>
-                <w:sz w:val="18"/>
-              </w:rPr>
-              <w:t>0.1488</w:t>
-            </w:r>
-          </w:p>
-        </w:tc>
-        <w:tc>
-          <w:tcPr>
-            <w:tcW w:type="dxa" w:w="1701"/>
-          </w:tcPr>
-          <w:p>
-            <w:r>
-              <w:rPr>
-                <w:sz w:val="18"/>
-              </w:rPr>
-              <w:t>ns</w:t>
-            </w:r>
-          </w:p>
-        </w:tc>
-      </w:tr>
-      <w:tr>
-        <w:tc>
-          <w:tcPr>
-            <w:tcW w:type="dxa" w:w="1701"/>
-          </w:tcPr>
-          <w:p>
-            <w:r>
-              <w:rPr>
-                <w:sz w:val="18"/>
-              </w:rPr>
-              <w:t>調整済CPSP</w:t>
-            </w:r>
-          </w:p>
-        </w:tc>
-        <w:tc>
-          <w:tcPr>
-            <w:tcW w:type="dxa" w:w="1701"/>
-          </w:tcPr>
-          <w:p>
-            <w:r>
-              <w:rPr>
-                <w:sz w:val="18"/>
-              </w:rPr>
-              <w:t>交絡除去残差</w:t>
-            </w:r>
-          </w:p>
-        </w:tc>
-        <w:tc>
-          <w:tcPr>
-            <w:tcW w:type="dxa" w:w="1701"/>
-          </w:tcPr>
-          <w:p>
-            <w:r>
-              <w:rPr>
-                <w:sz w:val="18"/>
-              </w:rPr>
-              <w:t>d = 0.437</w:t>
-            </w:r>
-          </w:p>
-        </w:tc>
-        <w:tc>
-          <w:tcPr>
-            <w:tcW w:type="dxa" w:w="1701"/>
-          </w:tcPr>
-          <w:p>
-            <w:r>
-              <w:rPr>
-                <w:sz w:val="18"/>
-              </w:rPr>
-              <w:t>0.3230</w:t>
-            </w:r>
-          </w:p>
-        </w:tc>
-        <w:tc>
-          <w:tcPr>
-            <w:tcW w:type="dxa" w:w="1701"/>
-          </w:tcPr>
-          <w:p>
-            <w:r>
-              <w:rPr>
-                <w:sz w:val="18"/>
-              </w:rPr>
-              <w:t>ns</w:t>
-            </w:r>
-          </w:p>
-        </w:tc>
-      </w:tr>
-    </w:tbl>
-    <w:p/>
     <w:p>
       <w:r>
         <w:t>調整済みCPSP指標は未調整データとは劇的に異なるパターンを示した（図3）。東北平均は強い正値から控えめな有意でない過剰へと変化した（+12.4 vs -1.8; t = 0.999, P = 0.323; d = 0.44）。中国地方が最高の調整済み指標、東海が最低であった（図4）。</w:t>
       </w:r>
     </w:p>
-    <w:p>
-      <w:pPr>
-        <w:jc w:val="center"/>
-      </w:pPr>
-      <w:r>
-        <w:drawing>
-          <wp:inline xmlns:a="http://schemas.openxmlformats.org/drawingml/2006/main" xmlns:pic="http://schemas.openxmlformats.org/drawingml/2006/picture">
-            <wp:extent cx="5029200" cy="2176157"/>
-            <wp:docPr id="3" name="Picture 3"/>
-            <wp:cNvGraphicFramePr>
-              <a:graphicFrameLocks noChangeAspect="1"/>
-            </wp:cNvGraphicFramePr>
-            <a:graphic>
-              <a:graphicData uri="http://schemas.openxmlformats.org/drawingml/2006/picture">
-                <pic:pic>
-                  <pic:nvPicPr>
-                    <pic:cNvPr id="0" name="fig3_adjusted_cpsp_index.png"/>
-                    <pic:cNvPicPr/>
-                  </pic:nvPicPr>
-                  <pic:blipFill>
-                    <a:blip r:embed="rId12"/>
-                    <a:stretch>
-                      <a:fillRect/>
-                    </a:stretch>
-                  </pic:blipFill>
-                  <pic:spPr>
-                    <a:xfrm>
-                      <a:off x="0" y="0"/>
-                      <a:ext cx="5029200" cy="2176157"/>
-                    </a:xfrm>
-                    <a:prstGeom prst="rect"/>
-                  </pic:spPr>
-                </pic:pic>
-              </a:graphicData>
-            </a:graphic>
-          </wp:inline>
-        </w:drawing>
-      </w:r>
-    </w:p>
-    <w:p>
-      <w:pPr>
-        <w:spacing w:before="240"/>
-      </w:pPr>
-      <w:r>
-        <w:rPr>
-          <w:b/>
-          <w:sz w:val="20"/>
-        </w:rPr>
-        <w:t xml:space="preserve">図3. </w:t>
-      </w:r>
-      <w:r>
-        <w:rPr>
-          <w:sz w:val="20"/>
-        </w:rPr>
-        <w:t>交絡因子調整済みCPSP指標（都道府県別）。糖尿病薬・帯状疱疹抗ウイルス薬・抗うつ薬・抗不安薬による回帰の残差。東北県（赤枠）は調整後に分布全体に分散。</w:t>
-      </w:r>
-    </w:p>
-    <w:p/>
-    <w:p>
-      <w:pPr>
-        <w:jc w:val="center"/>
-      </w:pPr>
-      <w:r>
-        <w:drawing>
-          <wp:inline xmlns:a="http://schemas.openxmlformats.org/drawingml/2006/main" xmlns:pic="http://schemas.openxmlformats.org/drawingml/2006/picture">
-            <wp:extent cx="5029200" cy="2182941"/>
-            <wp:docPr id="4" name="Picture 4"/>
-            <wp:cNvGraphicFramePr>
-              <a:graphicFrameLocks noChangeAspect="1"/>
-            </wp:cNvGraphicFramePr>
-            <a:graphic>
-              <a:graphicData uri="http://schemas.openxmlformats.org/drawingml/2006/picture">
-                <pic:pic>
-                  <pic:nvPicPr>
-                    <pic:cNvPr id="0" name="fig4_region_unadj_vs_adj.png"/>
-                    <pic:cNvPicPr/>
-                  </pic:nvPicPr>
-                  <pic:blipFill>
-                    <a:blip r:embed="rId13"/>
-                    <a:stretch>
-                      <a:fillRect/>
-                    </a:stretch>
-                  </pic:blipFill>
-                  <pic:spPr>
-                    <a:xfrm>
-                      <a:off x="0" y="0"/>
-                      <a:ext cx="5029200" cy="2182941"/>
-                    </a:xfrm>
-                    <a:prstGeom prst="rect"/>
-                  </pic:spPr>
-                </pic:pic>
-              </a:graphicData>
-            </a:graphic>
-          </wp:inline>
-        </w:drawing>
-      </w:r>
-    </w:p>
-    <w:p>
-      <w:pPr>
-        <w:spacing w:before="240"/>
-      </w:pPr>
-      <w:r>
-        <w:rPr>
-          <w:b/>
-          <w:sz w:val="20"/>
-        </w:rPr>
-        <w:t xml:space="preserve">図4. </w:t>
-      </w:r>
-      <w:r>
-        <w:rPr>
-          <w:sz w:val="20"/>
-        </w:rPr>
-        <w:t>神経障害性疼痛薬処方の地域比較：(a) 未調整、(b) 交絡因子調整後。東北（赤枠）は調整後に最高位から中間に移動。誤差棒＝標準偏差。</w:t>
-      </w:r>
-    </w:p>
-    <w:p/>
     <w:p>
       <w:pPr>
         <w:pStyle w:val="Heading2"/>
@@ -2086,375 +551,6 @@
         <w:t>急性期処方は未調整の神経障害性疼痛薬処方と正の相関を示した（r = 0.38, P = 0.008；図5a）。交絡調整後は減弱した（r = 0.29, P = 0.052；図5b）。モデル5では急性期指標は有意な予測因子であった（β = 1.90, P = 0.044）が、東北効果は有意でなかった（β = 31.5, P = 0.149）。Zスコアヒートマップにより多変数の異質パターンを確認した（補足図1）。調整後、東北効果は84%減弱し有意でなくなった（表3）。</w:t>
       </w:r>
     </w:p>
-    <w:p>
-      <w:pPr>
-        <w:jc w:val="center"/>
-      </w:pPr>
-      <w:r>
-        <w:drawing>
-          <wp:inline xmlns:a="http://schemas.openxmlformats.org/drawingml/2006/main" xmlns:pic="http://schemas.openxmlformats.org/drawingml/2006/picture">
-            <wp:extent cx="5029200" cy="2253091"/>
-            <wp:docPr id="5" name="Picture 5"/>
-            <wp:cNvGraphicFramePr>
-              <a:graphicFrameLocks noChangeAspect="1"/>
-            </wp:cNvGraphicFramePr>
-            <a:graphic>
-              <a:graphicData uri="http://schemas.openxmlformats.org/drawingml/2006/picture">
-                <pic:pic>
-                  <pic:nvPicPr>
-                    <pic:cNvPr id="0" name="fig5_phase1_vs_phase2.png"/>
-                    <pic:cNvPicPr/>
-                  </pic:nvPicPr>
-                  <pic:blipFill>
-                    <a:blip r:embed="rId14"/>
-                    <a:stretch>
-                      <a:fillRect/>
-                    </a:stretch>
-                  </pic:blipFill>
-                  <pic:spPr>
-                    <a:xfrm>
-                      <a:off x="0" y="0"/>
-                      <a:ext cx="5029200" cy="2253091"/>
-                    </a:xfrm>
-                    <a:prstGeom prst="rect"/>
-                  </pic:spPr>
-                </pic:pic>
-              </a:graphicData>
-            </a:graphic>
-          </wp:inline>
-        </w:drawing>
-      </w:r>
-    </w:p>
-    <w:p>
-      <w:pPr>
-        <w:spacing w:before="240"/>
-      </w:pPr>
-      <w:r>
-        <w:rPr>
-          <w:b/>
-          <w:sz w:val="20"/>
-        </w:rPr>
-        <w:t xml:space="preserve">図5. </w:t>
-      </w:r>
-      <w:r>
-        <w:rPr>
-          <w:sz w:val="20"/>
-        </w:rPr>
-        <w:t>Phase 1（急性期鎮痛薬処方）とPhase 2（神経障害性疼痛薬処方＝CPSPプロキシ）の統合。(a) 未調整：正の相関（r = 0.38, P = 0.008）。(b) 調整後：減弱した相関（r = 0.29, P = 0.052）。</w:t>
-      </w:r>
-    </w:p>
-    <w:p/>
-    <w:p/>
-    <w:p>
-      <w:r>
-        <w:rPr>
-          <w:b/>
-          <w:sz w:val="20"/>
-        </w:rPr>
-        <w:t xml:space="preserve">表3. </w:t>
-      </w:r>
-      <w:r>
-        <w:rPr>
-          <w:sz w:val="20"/>
-        </w:rPr>
-        <w:t>交絡因子調整による東北地域指標の変化。</w:t>
-      </w:r>
-    </w:p>
-    <w:tbl>
-      <w:tblPr>
-        <w:tblW w:type="auto" w:w="0"/>
-        <w:tblLook w:firstColumn="1" w:firstRow="1" w:lastColumn="0" w:lastRow="0" w:noHBand="0" w:noVBand="1" w:val="04A0"/>
-        <w:tblBorders>
-          <w:top w:val="single" w:sz="4" w:space="0" w:color="000000"/>
-          <w:left w:val="single" w:sz="4" w:space="0" w:color="000000"/>
-          <w:bottom w:val="single" w:sz="4" w:space="0" w:color="000000"/>
-          <w:right w:val="single" w:sz="4" w:space="0" w:color="000000"/>
-          <w:insideH w:val="single" w:sz="4" w:space="0" w:color="000000"/>
-          <w:insideV w:val="single" w:sz="4" w:space="0" w:color="000000"/>
-        </w:tblBorders>
-      </w:tblPr>
-      <w:tblGrid>
-        <w:gridCol w:w="1701"/>
-        <w:gridCol w:w="1701"/>
-        <w:gridCol w:w="1701"/>
-        <w:gridCol w:w="1701"/>
-        <w:gridCol w:w="1701"/>
-      </w:tblGrid>
-      <w:tr>
-        <w:tc>
-          <w:tcPr>
-            <w:tcW w:type="dxa" w:w="1701"/>
-          </w:tcPr>
-          <w:p>
-            <w:r>
-              <w:rPr>
-                <w:b/>
-                <w:sz w:val="18"/>
-              </w:rPr>
-              <w:t>指標</w:t>
-            </w:r>
-          </w:p>
-        </w:tc>
-        <w:tc>
-          <w:tcPr>
-            <w:tcW w:type="dxa" w:w="1701"/>
-          </w:tcPr>
-          <w:p>
-            <w:r>
-              <w:rPr>
-                <w:b/>
-                <w:sz w:val="18"/>
-              </w:rPr>
-              <w:t>未調整</w:t>
-            </w:r>
-          </w:p>
-        </w:tc>
-        <w:tc>
-          <w:tcPr>
-            <w:tcW w:type="dxa" w:w="1701"/>
-          </w:tcPr>
-          <w:p>
-            <w:r>
-              <w:rPr>
-                <w:b/>
-                <w:sz w:val="18"/>
-              </w:rPr>
-              <w:t>交絡因子調整後</w:t>
-            </w:r>
-          </w:p>
-        </w:tc>
-        <w:tc>
-          <w:tcPr>
-            <w:tcW w:type="dxa" w:w="1701"/>
-          </w:tcPr>
-          <w:p>
-            <w:r>
-              <w:rPr>
-                <w:b/>
-                <w:sz w:val="18"/>
-              </w:rPr>
-              <w:t>変化</w:t>
-            </w:r>
-          </w:p>
-        </w:tc>
-        <w:tc>
-          <w:tcPr>
-            <w:tcW w:type="dxa" w:w="1701"/>
-          </w:tcPr>
-          <w:p>
-            <w:r>
-              <w:rPr>
-                <w:b/>
-                <w:sz w:val="18"/>
-              </w:rPr>
-              <w:t>解釈</w:t>
-            </w:r>
-          </w:p>
-        </w:tc>
-      </w:tr>
-      <w:tr>
-        <w:tc>
-          <w:tcPr>
-            <w:tcW w:type="dxa" w:w="1701"/>
-          </w:tcPr>
-          <w:p>
-            <w:r>
-              <w:rPr>
-                <w:sz w:val="18"/>
-              </w:rPr>
-              <w:t>Cohen's d（東北 vs 非東北）</w:t>
-            </w:r>
-          </w:p>
-        </w:tc>
-        <w:tc>
-          <w:tcPr>
-            <w:tcW w:type="dxa" w:w="1701"/>
-          </w:tcPr>
-          <w:p>
-            <w:r>
-              <w:rPr>
-                <w:sz w:val="18"/>
-              </w:rPr>
-              <w:t>2.806 (P &lt; 0.001)</w:t>
-            </w:r>
-          </w:p>
-        </w:tc>
-        <w:tc>
-          <w:tcPr>
-            <w:tcW w:type="dxa" w:w="1701"/>
-          </w:tcPr>
-          <w:p>
-            <w:r>
-              <w:rPr>
-                <w:sz w:val="18"/>
-              </w:rPr>
-              <w:t>0.437 (P = 0.323)</w:t>
-            </w:r>
-          </w:p>
-        </w:tc>
-        <w:tc>
-          <w:tcPr>
-            <w:tcW w:type="dxa" w:w="1701"/>
-          </w:tcPr>
-          <w:p>
-            <w:r>
-              <w:rPr>
-                <w:sz w:val="18"/>
-              </w:rPr>
-              <w:t>84%減弱</w:t>
-            </w:r>
-          </w:p>
-        </w:tc>
-        <w:tc>
-          <w:tcPr>
-            <w:tcW w:type="dxa" w:w="1701"/>
-          </w:tcPr>
-          <w:p>
-            <w:r>
-              <w:rPr>
-                <w:sz w:val="18"/>
-              </w:rPr>
-              <w:t>大 → 小効果量</w:t>
-            </w:r>
-          </w:p>
-        </w:tc>
-      </w:tr>
-      <w:tr>
-        <w:tc>
-          <w:tcPr>
-            <w:tcW w:type="dxa" w:w="1701"/>
-          </w:tcPr>
-          <w:p>
-            <w:r>
-              <w:rPr>
-                <w:sz w:val="18"/>
-              </w:rPr>
-              <w:t>東北平均指標</w:t>
-            </w:r>
-          </w:p>
-        </w:tc>
-        <w:tc>
-          <w:tcPr>
-            <w:tcW w:type="dxa" w:w="1701"/>
-          </w:tcPr>
-          <w:p>
-            <w:r>
-              <w:rPr>
-                <w:sz w:val="18"/>
-              </w:rPr>
-              <w:t>432.8</w:t>
-            </w:r>
-          </w:p>
-        </w:tc>
-        <w:tc>
-          <w:tcPr>
-            <w:tcW w:type="dxa" w:w="1701"/>
-          </w:tcPr>
-          <w:p>
-            <w:r>
-              <w:rPr>
-                <w:sz w:val="18"/>
-              </w:rPr>
-              <w:t>+12.4（残差）</w:t>
-            </w:r>
-          </w:p>
-        </w:tc>
-        <w:tc>
-          <w:tcPr>
-            <w:tcW w:type="dxa" w:w="1701"/>
-          </w:tcPr>
-          <w:p>
-            <w:r>
-              <w:rPr>
-                <w:sz w:val="18"/>
-              </w:rPr>
-              <w:t>—</w:t>
-            </w:r>
-          </w:p>
-        </w:tc>
-        <w:tc>
-          <w:tcPr>
-            <w:tcW w:type="dxa" w:w="1701"/>
-          </w:tcPr>
-          <w:p>
-            <w:r>
-              <w:rPr>
-                <w:sz w:val="18"/>
-              </w:rPr>
-              <w:t>過剰の大部分は交絡で説明</w:t>
-            </w:r>
-          </w:p>
-        </w:tc>
-      </w:tr>
-      <w:tr>
-        <w:tc>
-          <w:tcPr>
-            <w:tcW w:type="dxa" w:w="1701"/>
-          </w:tcPr>
-          <w:p>
-            <w:r>
-              <w:rPr>
-                <w:sz w:val="18"/>
-              </w:rPr>
-              <w:t>非東北平均指標</w:t>
-            </w:r>
-          </w:p>
-        </w:tc>
-        <w:tc>
-          <w:tcPr>
-            <w:tcW w:type="dxa" w:w="1701"/>
-          </w:tcPr>
-          <w:p>
-            <w:r>
-              <w:rPr>
-                <w:sz w:val="18"/>
-              </w:rPr>
-              <w:t>282.5</w:t>
-            </w:r>
-          </w:p>
-        </w:tc>
-        <w:tc>
-          <w:tcPr>
-            <w:tcW w:type="dxa" w:w="1701"/>
-          </w:tcPr>
-          <w:p>
-            <w:r>
-              <w:rPr>
-                <w:sz w:val="18"/>
-              </w:rPr>
-              <w:t>-1.8（残差）</w:t>
-            </w:r>
-          </w:p>
-        </w:tc>
-        <w:tc>
-          <w:tcPr>
-            <w:tcW w:type="dxa" w:w="1701"/>
-          </w:tcPr>
-          <w:p>
-            <w:r>
-              <w:rPr>
-                <w:sz w:val="18"/>
-              </w:rPr>
-              <w:t>—</w:t>
-            </w:r>
-          </w:p>
-        </w:tc>
-        <w:tc>
-          <w:tcPr>
-            <w:tcW w:type="dxa" w:w="1701"/>
-          </w:tcPr>
-          <w:p>
-            <w:r>
-              <w:rPr>
-                <w:sz w:val="18"/>
-              </w:rPr>
-              <w:t>参照群</w:t>
-            </w:r>
-          </w:p>
-        </w:tc>
-      </w:tr>
-    </w:tbl>
-    <w:p/>
     <w:p>
       <w:pPr>
         <w:pStyle w:val="Heading1"/>
@@ -2842,6 +938,128 @@
           <w:rFonts w:ascii="Times New Roman" w:hAnsi="Times New Roman"/>
           <w:color w:val="000000"/>
         </w:rPr>
+        <w:t>表の説明</w:t>
+      </w:r>
+    </w:p>
+    <w:p>
+      <w:r>
+        <w:rPr>
+          <w:b/>
+        </w:rPr>
+        <w:t xml:space="preserve">表1. </w:t>
+      </w:r>
+      <w:r>
+        <w:t>Phase 1：9地域ブロック別の入院鎮痛薬/手術指標の概要。値は鎮痛薬/手術指標（各都道府県の入院鎮痛薬処方単位合計÷入院手術件数合計）を表す。9地域間のKruskal–Wallis検定：P &lt; 0.001。</w:t>
+      </w:r>
+    </w:p>
+    <w:p>
+      <w:r>
+        <w:rPr>
+          <w:b/>
+        </w:rPr>
+        <w:t xml:space="preserve">表2. </w:t>
+      </w:r>
+      <w:r>
+        <w:t>Phase 2：東北指標・交絡因子調整を含む回帰モデル。*** P &lt; 0.001; ns = 有意でない。モデル2〜5：東北指標（二値）と交絡疾患プロキシによる重回帰分析。調整済CPSP：神経障害性疼痛薬処方を4交絡プロキシに回帰した残差。</w:t>
+      </w:r>
+    </w:p>
+    <w:p>
+      <w:r>
+        <w:rPr>
+          <w:b/>
+        </w:rPr>
+        <w:t xml:space="preserve">表3. </w:t>
+      </w:r>
+      <w:r>
+        <w:t>交絡因子調整による東北地域指標の変化。交絡因子：経口血糖降下薬（糖尿病プロキシ）、帯状疱疹抗ウイルス薬、抗うつ薬（デュロキセチン除く）、抗不安薬。</w:t>
+      </w:r>
+    </w:p>
+    <w:p>
+      <w:r>
+        <w:br w:type="page"/>
+      </w:r>
+    </w:p>
+    <w:p>
+      <w:pPr>
+        <w:pStyle w:val="Heading1"/>
+      </w:pPr>
+      <w:r>
+        <w:rPr>
+          <w:rFonts w:ascii="Times New Roman" w:hAnsi="Times New Roman"/>
+          <w:color w:val="000000"/>
+        </w:rPr>
+        <w:t>図の説明</w:t>
+      </w:r>
+    </w:p>
+    <w:p>
+      <w:r>
+        <w:rPr>
+          <w:b/>
+        </w:rPr>
+        <w:t xml:space="preserve">図1. </w:t>
+      </w:r>
+      <w:r>
+        <w:t>都道府県別の外来神経障害性疼痛薬処方/手術指標（未調整）。棒グラフは総神経障害性疼痛薬処方量（プレガバリン＋ミロガバリン＋デュロキセチン＋トラマドール＋ノイロトロピン）を入院手術件数で除した値。東北県（赤棒・赤枠）が高値側に集中。破線＝全国平均。</w:t>
+      </w:r>
+    </w:p>
+    <w:p>
+      <w:r>
+        <w:rPr>
+          <w:b/>
+        </w:rPr>
+        <w:t xml:space="preserve">図2. </w:t>
+      </w:r>
+      <w:r>
+        <w:t>外来神経障害性疼痛薬処方と交絡疾患プロキシの相関。各点は1都道府県を表す。東北県は赤枠で示す。糖尿病薬が最強の相関（r = 0.87）。</w:t>
+      </w:r>
+    </w:p>
+    <w:p>
+      <w:r>
+        <w:rPr>
+          <w:b/>
+        </w:rPr>
+        <w:t xml:space="preserve">図3. </w:t>
+      </w:r>
+      <w:r>
+        <w:t>交絡因子調整済みCPSP指標（都道府県別）。糖尿病薬・帯状疱疹抗ウイルス薬・抗うつ薬・抗不安薬による回帰の残差。東北県（赤枠）は調整後に分布全体に分散。</w:t>
+      </w:r>
+    </w:p>
+    <w:p>
+      <w:r>
+        <w:rPr>
+          <w:b/>
+        </w:rPr>
+        <w:t xml:space="preserve">図4. </w:t>
+      </w:r>
+      <w:r>
+        <w:t>神経障害性疼痛薬処方の地域比較：(a) 未調整、(b) 交絡因子調整後。東北（赤枠）は調整後に最高位から中間に移動。誤差棒＝標準偏差。</w:t>
+      </w:r>
+    </w:p>
+    <w:p>
+      <w:r>
+        <w:rPr>
+          <w:b/>
+        </w:rPr>
+        <w:t xml:space="preserve">図5. </w:t>
+      </w:r>
+      <w:r>
+        <w:t>Phase 1（急性期鎮痛薬処方）とPhase 2（神経障害性疼痛薬処方＝CPSPプロキシ）の統合。(a) 未調整：正の相関（r = 0.38, P = 0.008）。(b) 調整後：減弱した相関（r = 0.29, P = 0.052）。</w:t>
+      </w:r>
+    </w:p>
+    <w:p>
+      <w:r>
+        <w:br w:type="page"/>
+      </w:r>
+    </w:p>
+    <w:p>
+      <w:pPr>
+        <w:pStyle w:val="Heading1"/>
+      </w:pPr>
+      <w:r>
+        <w:rPr>
+          <w:rFonts w:ascii="Times New Roman" w:hAnsi="Times New Roman"/>
+          <w:color w:val="000000"/>
+        </w:rPr>
         <w:t>補足資料</w:t>
       </w:r>
     </w:p>
